--- a/testakten/ki-recht-verbotene-praktik-social-scoring-abgrenzung-kommune-chemnitz/01_projektbeschreibung_kompass_2025-10.docx
+++ b/testakten/ki-recht-verbotene-praktik-social-scoring-abgrenzung-kommune-chemnitz/01_projektbeschreibung_kompass_2025-10.docx
@@ -51,14 +51,6 @@
       </w:pPr>
       <w:r>
         <w:t>Dokument-ID: CH-KOMPASS-PB-2025-01 | Stand: 14.10.2025 | Verantwortlich: Amtsleiter Sozialamt Dr. Reinhard Kpalus; Projektleitung Frauke Semmler</w:t>
-      </w:r>
-    </w:p>
-    <w:p>
-      <w:pPr>
-        <w:jc w:val="left"/>
-      </w:pPr>
-      <w:r>
-        <w:t>Formathinweis: Times New Roman, 11 pt, dezimale Gliederung (Exportvorgabe).</w:t>
       </w:r>
     </w:p>
     <w:p>
